--- a/policies/build/sop_record_masters/HRM/Records/HRM.1_Record_10_timeline_breach_escalation_log.docx
+++ b/policies/build/sop_record_masters/HRM/Records/HRM.1_Record_10_timeline_breach_escalation_log.docx
@@ -89,6 +89,26 @@
       </w:hyperlink>
       <w:r>
         <w:t>. Human Resource Management chapter, standard HRM.1.</w:t>
+      </w:r>
+    </w:p>
+    <w:p>
+      <w:pPr>
+        <w:pStyle w:val="ListParagraph"/>
+      </w:pPr>
+      <w:r>
+        <w:t xml:space="preserve">Government of India. (2013). </w:t>
+      </w:r>
+      <w:hyperlink r:id="rId10">
+        <w:r>
+          <w:rPr>
+            <w:color w:val="0563C1"/>
+            <w:u w:val="single"/>
+          </w:rPr>
+          <w:t>The Sexual Harassment of Women at Workplace (Prevention, Prohibition and Redressal) Act, 2013</w:t>
+        </w:r>
+      </w:hyperlink>
+      <w:r>
+        <w:t>, Section 11(4). Statutory precedent for a bounded, enforced investigation deadline in Indian workplace law; not a claim that the statute itself governs every case this register tracks.</w:t>
       </w:r>
     </w:p>
     <w:tbl>

--- a/policies/build/sop_record_masters/HRM/Records/HRM.1_Record_10_timeline_breach_escalation_log.docx
+++ b/policies/build/sop_record_masters/HRM/Records/HRM.1_Record_10_timeline_breach_escalation_log.docx
@@ -74,6 +74,7 @@
     <w:p>
       <w:pPr>
         <w:pStyle w:val="ListParagraph"/>
+        <w:spacing w:after="200" w:before="40"/>
       </w:pPr>
       <w:r>
         <w:t xml:space="preserve">National Accreditation Board for Hospitals and Healthcare Providers. (2022). Standards for Small Healthcare Organisations (3rd ed.). </w:t>
@@ -94,6 +95,7 @@
     <w:p>
       <w:pPr>
         <w:pStyle w:val="ListParagraph"/>
+        <w:spacing w:after="200" w:before="40"/>
       </w:pPr>
       <w:r>
         <w:t xml:space="preserve">Government of India. (2013). </w:t>

--- a/policies/build/sop_record_masters/HRM/Records/HRM.1_Record_10_timeline_breach_escalation_log.docx
+++ b/policies/build/sop_record_masters/HRM/Records/HRM.1_Record_10_timeline_breach_escalation_log.docx
@@ -74,10 +74,11 @@
     <w:p>
       <w:pPr>
         <w:pStyle w:val="ListParagraph"/>
-        <w:spacing w:after="200" w:before="40"/>
+        <w:spacing w:after="240" w:before="80"/>
+        <w:contextualSpacing w:val="0"/>
       </w:pPr>
       <w:r>
-        <w:t xml:space="preserve">National Accreditation Board for Hospitals and Healthcare Providers. (2022). Standards for Small Healthcare Organisations (3rd ed.). </w:t>
+        <w:t xml:space="preserve">• National Accreditation Board for Hospitals and Healthcare Providers. (2022). Standards for Small Healthcare Organisations (3rd ed.). </w:t>
       </w:r>
       <w:hyperlink r:id="rId9">
         <w:r>
@@ -95,10 +96,11 @@
     <w:p>
       <w:pPr>
         <w:pStyle w:val="ListParagraph"/>
-        <w:spacing w:after="200" w:before="40"/>
+        <w:spacing w:after="240" w:before="80"/>
+        <w:contextualSpacing w:val="0"/>
       </w:pPr>
       <w:r>
-        <w:t xml:space="preserve">Government of India. (2013). </w:t>
+        <w:t xml:space="preserve">• Government of India. (2013). </w:t>
       </w:r>
       <w:hyperlink r:id="rId10">
         <w:r>
